--- a/Dataset/generated_documents/maintenance/MNT_EVT-002.docx
+++ b/Dataset/generated_documents/maintenance/MNT_EVT-002.docx
@@ -37,7 +37,7 @@
           <w:b/>
           <w:sz w:val="32"/>
         </w:rPr>
-        <w:t>Equipment Repair Report</w:t>
+        <w:t>Corrective Maintenance Report</w:t>
       </w:r>
     </w:p>
     <w:p/>
@@ -77,7 +77,7 @@
           </w:tcPr>
           <w:p>
             <w:r>
-              <w:t>BC116ACF</w:t>
+              <w:t>F83D3D76</w:t>
             </w:r>
           </w:p>
         </w:tc>
@@ -209,7 +209,7 @@
           </w:tcPr>
           <w:p>
             <w:r>
-              <w:t>14-Jul-2026 20:10</w:t>
+              <w:t>15-Jul-2026 13:05</w:t>
             </w:r>
           </w:p>
         </w:tc>
@@ -619,13 +619,11 @@
     <w:p>
       <w:r>
         <w:br/>
-        <w:t>Equipment ID:</w:t>
+        <w:t>During routine plant operation, equipment</w:t>
         <w:br/>
+        <w:t>P-101 (Feed Pump)</w:t>
         <w:br/>
-        <w:t>P-101</w:t>
-        <w:br/>
-        <w:br/>
-        <w:t>Failure Report:</w:t>
+        <w:t>experienced the following issue:</w:t>
         <w:br/>
         <w:br/>
         <w:t>Post-maintenance vibration analysis</w:t>
@@ -643,13 +641,22 @@
     <w:p>
       <w:r>
         <w:br/>
-        <w:t>Inspection identified:</w:t>
+        <w:t>Inspection confirmed:</w:t>
         <w:br/>
         <w:br/>
-        <w:t>Failure Category:</w:t>
+        <w:t>Failure Category :</w:t>
+        <w:br/>
+        <w:t>Mechanical</w:t>
         <w:br/>
         <w:br/>
-        <w:t>Mechanical</w:t>
+        <w:t>Severity :</w:t>
+        <w:br/>
+        <w:t>Low</w:t>
+        <w:br/>
+        <w:br/>
+        <w:t>Priority :</w:t>
+        <w:br/>
+        <w:t>Low</w:t>
         <w:br/>
       </w:r>
     </w:p>
@@ -664,13 +671,16 @@
     <w:p>
       <w:r>
         <w:br/>
-        <w:t>Repair completed.</w:t>
-        <w:br/>
-        <w:br/>
-        <w:t>Action performed:</w:t>
+        <w:t>Maintenance team performed:</w:t>
         <w:br/>
         <w:br/>
         <w:t>Inspection passed</w:t>
+        <w:br/>
+        <w:br/>
+        <w:t>Equipment was tested after maintenance.</w:t>
+        <w:br/>
+        <w:br/>
+        <w:t>Performance restored successfully.</w:t>
         <w:br/>
       </w:r>
     </w:p>
@@ -697,7 +707,7 @@
     </w:p>
     <w:p>
       <w:r>
-        <w:t>No abnormal noise observed after trial run.</w:t>
+        <w:t>Recommend vibration monitoring during next inspection.</w:t>
       </w:r>
     </w:p>
     <w:p>
@@ -710,7 +720,7 @@
     </w:p>
     <w:p>
       <w:r>
-        <w:t>Permit To Work (PTW) was verified before maintenance.</w:t>
+        <w:t>Area was barricaded before maintenance work.</w:t>
       </w:r>
     </w:p>
     <w:p>
@@ -723,7 +733,7 @@
     </w:p>
     <w:p>
       <w:r>
-        <w:t>Pressure Gauge</w:t>
+        <w:t>Dial Gauge</w:t>
       </w:r>
     </w:p>
     <w:p>
